--- a/Серебренников_ПП_отчет.docx
+++ b/Серебренников_ПП_отчет.docx
@@ -49,22 +49,79 @@
     </w:p>
     <w:p>
       <w:pPr>
-        <w:spacing w:after="240"/>
+        <w:spacing w:before="0" w:after="360"/>
         <w:jc w:val="center"/>
       </w:pPr>
       <w:r>
         <w:rPr>
           <w:rFonts w:ascii="Times New Roman" w:hAnsi="Times New Roman"/>
-          <w:b w:val="0"/>
+          <w:b/>
           <w:sz w:val="28"/>
         </w:rPr>
-        <w:t>Оглавление</w:t>
+        <w:t>ОГЛАВЛЕНИЕ</w:t>
       </w:r>
     </w:p>
     <w:p>
       <w:pPr>
-        <w:spacing w:before="0" w:after="40"/>
-        <w:ind w:firstLine="0"/>
+        <w:tabs>
+          <w:tab w:pos="8787" w:val="right" w:leader="dot"/>
+        </w:tabs>
+        <w:spacing w:before="0" w:after="0"/>
+        <w:ind w:firstLine="0" w:left="0"/>
+        <w:jc w:val="left"/>
+      </w:pPr>
+      <w:r>
+        <w:rPr>
+          <w:rFonts w:ascii="Times New Roman" w:hAnsi="Times New Roman"/>
+          <w:b/>
+          <w:sz w:val="28"/>
+        </w:rPr>
+        <w:t>ВВЕДЕНИЕ</w:t>
+      </w:r>
+      <w:r>
+        <w:rPr>
+          <w:rFonts w:ascii="Times New Roman" w:hAnsi="Times New Roman"/>
+          <w:b/>
+          <w:sz w:val="28"/>
+        </w:rPr>
+        <w:tab/>
+        <w:t>3</w:t>
+      </w:r>
+    </w:p>
+    <w:p>
+      <w:pPr>
+        <w:tabs>
+          <w:tab w:pos="8787" w:val="right" w:leader="dot"/>
+        </w:tabs>
+        <w:spacing w:before="0" w:after="0"/>
+        <w:ind w:firstLine="0" w:left="0"/>
+        <w:jc w:val="left"/>
+      </w:pPr>
+      <w:r>
+        <w:rPr>
+          <w:rFonts w:ascii="Times New Roman" w:hAnsi="Times New Roman"/>
+          <w:b/>
+          <w:sz w:val="28"/>
+        </w:rPr>
+        <w:t>1 Анализ предметной области «Сеть магазинов товаров для дома»</w:t>
+      </w:r>
+      <w:r>
+        <w:rPr>
+          <w:rFonts w:ascii="Times New Roman" w:hAnsi="Times New Roman"/>
+          <w:b/>
+          <w:sz w:val="28"/>
+        </w:rPr>
+        <w:tab/>
+        <w:t>5</w:t>
+      </w:r>
+    </w:p>
+    <w:p>
+      <w:pPr>
+        <w:tabs>
+          <w:tab w:pos="8362" w:val="right" w:leader="dot"/>
+        </w:tabs>
+        <w:spacing w:before="0" w:after="0"/>
+        <w:ind w:firstLine="0" w:left="425"/>
         <w:jc w:val="left"/>
       </w:pPr>
       <w:r>
@@ -72,20 +129,24 @@
           <w:rFonts w:ascii="Times New Roman" w:hAnsi="Times New Roman"/>
           <w:sz w:val="28"/>
         </w:rPr>
-        <w:t>Введение</w:t>
+        <w:t>1.1 Стандарты и регламенты в области проектирования сайтов</w:t>
       </w:r>
       <w:r>
         <w:rPr>
           <w:rFonts w:ascii="Times New Roman" w:hAnsi="Times New Roman"/>
           <w:sz w:val="28"/>
         </w:rPr>
-        <w:t xml:space="preserve">  .......  3</w:t>
+        <w:tab/>
+        <w:t>5</w:t>
       </w:r>
     </w:p>
     <w:p>
       <w:pPr>
-        <w:spacing w:before="0" w:after="40"/>
-        <w:ind w:firstLine="0"/>
+        <w:tabs>
+          <w:tab w:pos="8362" w:val="right" w:leader="dot"/>
+        </w:tabs>
+        <w:spacing w:before="0" w:after="0"/>
+        <w:ind w:firstLine="0" w:left="425"/>
         <w:jc w:val="left"/>
       </w:pPr>
       <w:r>
@@ -93,20 +154,24 @@
           <w:rFonts w:ascii="Times New Roman" w:hAnsi="Times New Roman"/>
           <w:sz w:val="28"/>
         </w:rPr>
-        <w:t>1. Анализ предметной области «Сеть магазинов товаров для дома»</w:t>
+        <w:t>1.2 Продукт</w:t>
       </w:r>
       <w:r>
         <w:rPr>
           <w:rFonts w:ascii="Times New Roman" w:hAnsi="Times New Roman"/>
           <w:sz w:val="28"/>
         </w:rPr>
-        <w:t xml:space="preserve">  .......  5</w:t>
+        <w:tab/>
+        <w:t>7</w:t>
       </w:r>
     </w:p>
     <w:p>
       <w:pPr>
-        <w:spacing w:before="0" w:after="40"/>
-        <w:ind w:firstLine="0"/>
+        <w:tabs>
+          <w:tab w:pos="8362" w:val="right" w:leader="dot"/>
+        </w:tabs>
+        <w:spacing w:before="0" w:after="0"/>
+        <w:ind w:firstLine="0" w:left="425"/>
         <w:jc w:val="left"/>
       </w:pPr>
       <w:r>
@@ -114,20 +179,24 @@
           <w:rFonts w:ascii="Times New Roman" w:hAnsi="Times New Roman"/>
           <w:sz w:val="28"/>
         </w:rPr>
-        <w:t xml:space="preserve">   1.1 Стандарты и регламенты в области проектирования сайтов</w:t>
+        <w:t>1.3 Целевая аудитория</w:t>
       </w:r>
       <w:r>
         <w:rPr>
           <w:rFonts w:ascii="Times New Roman" w:hAnsi="Times New Roman"/>
           <w:sz w:val="28"/>
         </w:rPr>
-        <w:t xml:space="preserve">  .......  5</w:t>
+        <w:tab/>
+        <w:t>9</w:t>
       </w:r>
     </w:p>
     <w:p>
       <w:pPr>
-        <w:spacing w:before="0" w:after="40"/>
-        <w:ind w:firstLine="0"/>
+        <w:tabs>
+          <w:tab w:pos="8362" w:val="right" w:leader="dot"/>
+        </w:tabs>
+        <w:spacing w:before="0" w:after="0"/>
+        <w:ind w:firstLine="0" w:left="425"/>
         <w:jc w:val="left"/>
       </w:pPr>
       <w:r>
@@ -135,20 +204,24 @@
           <w:rFonts w:ascii="Times New Roman" w:hAnsi="Times New Roman"/>
           <w:sz w:val="28"/>
         </w:rPr>
-        <w:t xml:space="preserve">   1.2 Продукт</w:t>
+        <w:t>1.4 Анализ конкурентов</w:t>
       </w:r>
       <w:r>
         <w:rPr>
           <w:rFonts w:ascii="Times New Roman" w:hAnsi="Times New Roman"/>
           <w:sz w:val="28"/>
         </w:rPr>
-        <w:t xml:space="preserve">  .......  7</w:t>
+        <w:tab/>
+        <w:t>11</w:t>
       </w:r>
     </w:p>
     <w:p>
       <w:pPr>
-        <w:spacing w:before="0" w:after="40"/>
-        <w:ind w:firstLine="0"/>
+        <w:tabs>
+          <w:tab w:pos="8362" w:val="right" w:leader="dot"/>
+        </w:tabs>
+        <w:spacing w:before="0" w:after="0"/>
+        <w:ind w:firstLine="0" w:left="425"/>
         <w:jc w:val="left"/>
       </w:pPr>
       <w:r>
@@ -156,20 +229,24 @@
           <w:rFonts w:ascii="Times New Roman" w:hAnsi="Times New Roman"/>
           <w:sz w:val="28"/>
         </w:rPr>
-        <w:t xml:space="preserve">   1.3 Целевая аудитория</w:t>
+        <w:t>1.5 Техническое задание на разработку сайта по ГОСТ 34.602-2020</w:t>
       </w:r>
       <w:r>
         <w:rPr>
           <w:rFonts w:ascii="Times New Roman" w:hAnsi="Times New Roman"/>
           <w:sz w:val="28"/>
         </w:rPr>
-        <w:t xml:space="preserve">  .......  9</w:t>
+        <w:tab/>
+        <w:t>13</w:t>
       </w:r>
     </w:p>
     <w:p>
       <w:pPr>
-        <w:spacing w:before="0" w:after="40"/>
-        <w:ind w:firstLine="0"/>
+        <w:tabs>
+          <w:tab w:pos="8362" w:val="right" w:leader="dot"/>
+        </w:tabs>
+        <w:spacing w:before="0" w:after="0"/>
+        <w:ind w:firstLine="0" w:left="425"/>
         <w:jc w:val="left"/>
       </w:pPr>
       <w:r>
@@ -177,20 +254,51 @@
           <w:rFonts w:ascii="Times New Roman" w:hAnsi="Times New Roman"/>
           <w:sz w:val="28"/>
         </w:rPr>
-        <w:t xml:space="preserve">   1.4 Анализ конкурентов</w:t>
+        <w:t>1.6 Выводы по разделу 1</w:t>
       </w:r>
       <w:r>
         <w:rPr>
           <w:rFonts w:ascii="Times New Roman" w:hAnsi="Times New Roman"/>
           <w:sz w:val="28"/>
         </w:rPr>
-        <w:t xml:space="preserve">  .......  11</w:t>
+        <w:tab/>
+        <w:t>16</w:t>
       </w:r>
     </w:p>
     <w:p>
       <w:pPr>
-        <w:spacing w:before="0" w:after="40"/>
-        <w:ind w:firstLine="0"/>
+        <w:tabs>
+          <w:tab w:pos="8787" w:val="right" w:leader="dot"/>
+        </w:tabs>
+        <w:spacing w:before="0" w:after="0"/>
+        <w:ind w:firstLine="0" w:left="0"/>
+        <w:jc w:val="left"/>
+      </w:pPr>
+      <w:r>
+        <w:rPr>
+          <w:rFonts w:ascii="Times New Roman" w:hAnsi="Times New Roman"/>
+          <w:b/>
+          <w:sz w:val="28"/>
+        </w:rPr>
+        <w:t>2 Проектирование и разработка сайта</w:t>
+      </w:r>
+      <w:r>
+        <w:rPr>
+          <w:rFonts w:ascii="Times New Roman" w:hAnsi="Times New Roman"/>
+          <w:b/>
+          <w:sz w:val="28"/>
+        </w:rPr>
+        <w:tab/>
+        <w:t>17</w:t>
+      </w:r>
+    </w:p>
+    <w:p>
+      <w:pPr>
+        <w:tabs>
+          <w:tab w:pos="8362" w:val="right" w:leader="dot"/>
+        </w:tabs>
+        <w:spacing w:before="0" w:after="0"/>
+        <w:ind w:firstLine="0" w:left="425"/>
         <w:jc w:val="left"/>
       </w:pPr>
       <w:r>
@@ -198,20 +306,24 @@
           <w:rFonts w:ascii="Times New Roman" w:hAnsi="Times New Roman"/>
           <w:sz w:val="28"/>
         </w:rPr>
-        <w:t xml:space="preserve">   1.5 Техническое задание на разработку сайта по ГОСТ 34.602-2020</w:t>
+        <w:t>2.1 Разработка дизайна сайта</w:t>
       </w:r>
       <w:r>
         <w:rPr>
           <w:rFonts w:ascii="Times New Roman" w:hAnsi="Times New Roman"/>
           <w:sz w:val="28"/>
         </w:rPr>
-        <w:t xml:space="preserve">  .......  13</w:t>
+        <w:tab/>
+        <w:t>17</w:t>
       </w:r>
     </w:p>
     <w:p>
       <w:pPr>
-        <w:spacing w:before="0" w:after="40"/>
-        <w:ind w:firstLine="0"/>
+        <w:tabs>
+          <w:tab w:pos="7937" w:val="right" w:leader="dot"/>
+        </w:tabs>
+        <w:spacing w:before="0" w:after="0"/>
+        <w:ind w:firstLine="0" w:left="850"/>
         <w:jc w:val="left"/>
       </w:pPr>
       <w:r>
@@ -219,20 +331,24 @@
           <w:rFonts w:ascii="Times New Roman" w:hAnsi="Times New Roman"/>
           <w:sz w:val="28"/>
         </w:rPr>
-        <w:t xml:space="preserve">   1.6 Выводы по разделу 1</w:t>
+        <w:t>2.1.1 Стандартный стиль</w:t>
       </w:r>
       <w:r>
         <w:rPr>
           <w:rFonts w:ascii="Times New Roman" w:hAnsi="Times New Roman"/>
           <w:sz w:val="28"/>
         </w:rPr>
-        <w:t xml:space="preserve">  .......  16</w:t>
+        <w:tab/>
+        <w:t>17</w:t>
       </w:r>
     </w:p>
     <w:p>
       <w:pPr>
-        <w:spacing w:before="0" w:after="40"/>
-        <w:ind w:firstLine="0"/>
+        <w:tabs>
+          <w:tab w:pos="7937" w:val="right" w:leader="dot"/>
+        </w:tabs>
+        <w:spacing w:before="0" w:after="0"/>
+        <w:ind w:firstLine="0" w:left="850"/>
         <w:jc w:val="left"/>
       </w:pPr>
       <w:r>
@@ -240,20 +356,24 @@
           <w:rFonts w:ascii="Times New Roman" w:hAnsi="Times New Roman"/>
           <w:sz w:val="28"/>
         </w:rPr>
-        <w:t>2. Проектирование и разработка сайта</w:t>
+        <w:t>2.1.2 Стиль для слабовидящих по ГОСТ Р 52872-2012</w:t>
       </w:r>
       <w:r>
         <w:rPr>
           <w:rFonts w:ascii="Times New Roman" w:hAnsi="Times New Roman"/>
           <w:sz w:val="28"/>
         </w:rPr>
-        <w:t xml:space="preserve">  .......  17</w:t>
+        <w:tab/>
+        <w:t>19</w:t>
       </w:r>
     </w:p>
     <w:p>
       <w:pPr>
-        <w:spacing w:before="0" w:after="40"/>
-        <w:ind w:firstLine="0"/>
+        <w:tabs>
+          <w:tab w:pos="7937" w:val="right" w:leader="dot"/>
+        </w:tabs>
+        <w:spacing w:before="0" w:after="0"/>
+        <w:ind w:firstLine="0" w:left="850"/>
         <w:jc w:val="left"/>
       </w:pPr>
       <w:r>
@@ -261,20 +381,24 @@
           <w:rFonts w:ascii="Times New Roman" w:hAnsi="Times New Roman"/>
           <w:sz w:val="28"/>
         </w:rPr>
-        <w:t xml:space="preserve">   2.1 Разработка дизайна сайта</w:t>
+        <w:t>2.1.3 Шрифты и типографика</w:t>
       </w:r>
       <w:r>
         <w:rPr>
           <w:rFonts w:ascii="Times New Roman" w:hAnsi="Times New Roman"/>
           <w:sz w:val="28"/>
         </w:rPr>
-        <w:t xml:space="preserve">  .......  17</w:t>
+        <w:tab/>
+        <w:t>21</w:t>
       </w:r>
     </w:p>
     <w:p>
       <w:pPr>
-        <w:spacing w:before="0" w:after="40"/>
-        <w:ind w:firstLine="0"/>
+        <w:tabs>
+          <w:tab w:pos="8362" w:val="right" w:leader="dot"/>
+        </w:tabs>
+        <w:spacing w:before="0" w:after="0"/>
+        <w:ind w:firstLine="0" w:left="425"/>
         <w:jc w:val="left"/>
       </w:pPr>
       <w:r>
@@ -282,20 +406,24 @@
           <w:rFonts w:ascii="Times New Roman" w:hAnsi="Times New Roman"/>
           <w:sz w:val="28"/>
         </w:rPr>
-        <w:t xml:space="preserve">      2.1.1 Стандартный стиль</w:t>
+        <w:t>2.2 Разработка макета сайта</w:t>
       </w:r>
       <w:r>
         <w:rPr>
           <w:rFonts w:ascii="Times New Roman" w:hAnsi="Times New Roman"/>
           <w:sz w:val="28"/>
         </w:rPr>
-        <w:t xml:space="preserve">  .......  17</w:t>
+        <w:tab/>
+        <w:t>22</w:t>
       </w:r>
     </w:p>
     <w:p>
       <w:pPr>
-        <w:spacing w:before="0" w:after="40"/>
-        <w:ind w:firstLine="0"/>
+        <w:tabs>
+          <w:tab w:pos="7937" w:val="right" w:leader="dot"/>
+        </w:tabs>
+        <w:spacing w:before="0" w:after="0"/>
+        <w:ind w:firstLine="0" w:left="850"/>
         <w:jc w:val="left"/>
       </w:pPr>
       <w:r>
@@ -303,20 +431,24 @@
           <w:rFonts w:ascii="Times New Roman" w:hAnsi="Times New Roman"/>
           <w:sz w:val="28"/>
         </w:rPr>
-        <w:t xml:space="preserve">      2.1.2 Стиль для слабовидящих по ГОСТ Р 52872-2012</w:t>
+        <w:t>2.2.1 Качество макета и сетка</w:t>
       </w:r>
       <w:r>
         <w:rPr>
           <w:rFonts w:ascii="Times New Roman" w:hAnsi="Times New Roman"/>
           <w:sz w:val="28"/>
         </w:rPr>
-        <w:t xml:space="preserve">  .......  19</w:t>
+        <w:tab/>
+        <w:t>22</w:t>
       </w:r>
     </w:p>
     <w:p>
       <w:pPr>
-        <w:spacing w:before="0" w:after="40"/>
-        <w:ind w:firstLine="0"/>
+        <w:tabs>
+          <w:tab w:pos="7937" w:val="right" w:leader="dot"/>
+        </w:tabs>
+        <w:spacing w:before="0" w:after="0"/>
+        <w:ind w:firstLine="0" w:left="850"/>
         <w:jc w:val="left"/>
       </w:pPr>
       <w:r>
@@ -324,20 +456,24 @@
           <w:rFonts w:ascii="Times New Roman" w:hAnsi="Times New Roman"/>
           <w:sz w:val="28"/>
         </w:rPr>
-        <w:t xml:space="preserve">      2.1.3 Шрифты и типографика</w:t>
+        <w:t>2.2.2 Карта сайта</w:t>
       </w:r>
       <w:r>
         <w:rPr>
           <w:rFonts w:ascii="Times New Roman" w:hAnsi="Times New Roman"/>
           <w:sz w:val="28"/>
         </w:rPr>
-        <w:t xml:space="preserve">  .......  21</w:t>
+        <w:tab/>
+        <w:t>23</w:t>
       </w:r>
     </w:p>
     <w:p>
       <w:pPr>
-        <w:spacing w:before="0" w:after="40"/>
-        <w:ind w:firstLine="0"/>
+        <w:tabs>
+          <w:tab w:pos="7937" w:val="right" w:leader="dot"/>
+        </w:tabs>
+        <w:spacing w:before="0" w:after="0"/>
+        <w:ind w:firstLine="0" w:left="850"/>
         <w:jc w:val="left"/>
       </w:pPr>
       <w:r>
@@ -345,20 +481,24 @@
           <w:rFonts w:ascii="Times New Roman" w:hAnsi="Times New Roman"/>
           <w:sz w:val="28"/>
         </w:rPr>
-        <w:t xml:space="preserve">   2.2 Разработка макета сайта</w:t>
+        <w:t>2.2.3 Главная страница и главное меню</w:t>
       </w:r>
       <w:r>
         <w:rPr>
           <w:rFonts w:ascii="Times New Roman" w:hAnsi="Times New Roman"/>
           <w:sz w:val="28"/>
         </w:rPr>
-        <w:t xml:space="preserve">  .......  22</w:t>
+        <w:tab/>
+        <w:t>24</w:t>
       </w:r>
     </w:p>
     <w:p>
       <w:pPr>
-        <w:spacing w:before="0" w:after="40"/>
-        <w:ind w:firstLine="0"/>
+        <w:tabs>
+          <w:tab w:pos="7937" w:val="right" w:leader="dot"/>
+        </w:tabs>
+        <w:spacing w:before="0" w:after="0"/>
+        <w:ind w:firstLine="0" w:left="850"/>
         <w:jc w:val="left"/>
       </w:pPr>
       <w:r>
@@ -366,20 +506,24 @@
           <w:rFonts w:ascii="Times New Roman" w:hAnsi="Times New Roman"/>
           <w:sz w:val="28"/>
         </w:rPr>
-        <w:t xml:space="preserve">      2.2.1 Качество макета и сетка</w:t>
+        <w:t>2.2.4 Страницы с контентом и навигация</w:t>
       </w:r>
       <w:r>
         <w:rPr>
           <w:rFonts w:ascii="Times New Roman" w:hAnsi="Times New Roman"/>
           <w:sz w:val="28"/>
         </w:rPr>
-        <w:t xml:space="preserve">  .......  22</w:t>
+        <w:tab/>
+        <w:t>25</w:t>
       </w:r>
     </w:p>
     <w:p>
       <w:pPr>
-        <w:spacing w:before="0" w:after="40"/>
-        <w:ind w:firstLine="0"/>
+        <w:tabs>
+          <w:tab w:pos="7937" w:val="right" w:leader="dot"/>
+        </w:tabs>
+        <w:spacing w:before="0" w:after="0"/>
+        <w:ind w:firstLine="0" w:left="850"/>
         <w:jc w:val="left"/>
       </w:pPr>
       <w:r>
@@ -387,20 +531,24 @@
           <w:rFonts w:ascii="Times New Roman" w:hAnsi="Times New Roman"/>
           <w:sz w:val="28"/>
         </w:rPr>
-        <w:t xml:space="preserve">      2.2.2 Карта сайта</w:t>
+        <w:t>2.2.5 Страница 404</w:t>
       </w:r>
       <w:r>
         <w:rPr>
           <w:rFonts w:ascii="Times New Roman" w:hAnsi="Times New Roman"/>
           <w:sz w:val="28"/>
         </w:rPr>
-        <w:t xml:space="preserve">  .......  23</w:t>
+        <w:tab/>
+        <w:t>27</w:t>
       </w:r>
     </w:p>
     <w:p>
       <w:pPr>
-        <w:spacing w:before="0" w:after="40"/>
-        <w:ind w:firstLine="0"/>
+        <w:tabs>
+          <w:tab w:pos="7937" w:val="right" w:leader="dot"/>
+        </w:tabs>
+        <w:spacing w:before="0" w:after="0"/>
+        <w:ind w:firstLine="0" w:left="850"/>
         <w:jc w:val="left"/>
       </w:pPr>
       <w:r>
@@ -408,20 +556,24 @@
           <w:rFonts w:ascii="Times New Roman" w:hAnsi="Times New Roman"/>
           <w:sz w:val="28"/>
         </w:rPr>
-        <w:t xml:space="preserve">      2.2.3 Главная страница и главное меню</w:t>
+        <w:t>2.2.6 Дополнительные компоненты</w:t>
       </w:r>
       <w:r>
         <w:rPr>
           <w:rFonts w:ascii="Times New Roman" w:hAnsi="Times New Roman"/>
           <w:sz w:val="28"/>
         </w:rPr>
-        <w:t xml:space="preserve">  .......  24</w:t>
+        <w:tab/>
+        <w:t>28</w:t>
       </w:r>
     </w:p>
     <w:p>
       <w:pPr>
-        <w:spacing w:before="0" w:after="40"/>
-        <w:ind w:firstLine="0"/>
+        <w:tabs>
+          <w:tab w:pos="8362" w:val="right" w:leader="dot"/>
+        </w:tabs>
+        <w:spacing w:before="0" w:after="0"/>
+        <w:ind w:firstLine="0" w:left="425"/>
         <w:jc w:val="left"/>
       </w:pPr>
       <w:r>
@@ -429,20 +581,24 @@
           <w:rFonts w:ascii="Times New Roman" w:hAnsi="Times New Roman"/>
           <w:sz w:val="28"/>
         </w:rPr>
-        <w:t xml:space="preserve">      2.2.4 Страницы с контентом и навигация</w:t>
+        <w:t>2.3 Настройка учётных записей и сценарий создания</w:t>
       </w:r>
       <w:r>
         <w:rPr>
           <w:rFonts w:ascii="Times New Roman" w:hAnsi="Times New Roman"/>
           <w:sz w:val="28"/>
         </w:rPr>
-        <w:t xml:space="preserve">  .......  25</w:t>
+        <w:tab/>
+        <w:t>30</w:t>
       </w:r>
     </w:p>
     <w:p>
       <w:pPr>
-        <w:spacing w:before="0" w:after="40"/>
-        <w:ind w:firstLine="0"/>
+        <w:tabs>
+          <w:tab w:pos="8362" w:val="right" w:leader="dot"/>
+        </w:tabs>
+        <w:spacing w:before="0" w:after="0"/>
+        <w:ind w:firstLine="0" w:left="425"/>
         <w:jc w:val="left"/>
       </w:pPr>
       <w:r>
@@ -450,20 +606,51 @@
           <w:rFonts w:ascii="Times New Roman" w:hAnsi="Times New Roman"/>
           <w:sz w:val="28"/>
         </w:rPr>
-        <w:t xml:space="preserve">      2.2.5 Страница 404</w:t>
+        <w:t>2.4 Выводы по разделу 2</w:t>
       </w:r>
       <w:r>
         <w:rPr>
           <w:rFonts w:ascii="Times New Roman" w:hAnsi="Times New Roman"/>
           <w:sz w:val="28"/>
         </w:rPr>
-        <w:t xml:space="preserve">  .......  27</w:t>
+        <w:tab/>
+        <w:t>32</w:t>
       </w:r>
     </w:p>
     <w:p>
       <w:pPr>
-        <w:spacing w:before="0" w:after="40"/>
-        <w:ind w:firstLine="0"/>
+        <w:tabs>
+          <w:tab w:pos="8787" w:val="right" w:leader="dot"/>
+        </w:tabs>
+        <w:spacing w:before="0" w:after="0"/>
+        <w:ind w:firstLine="0" w:left="0"/>
+        <w:jc w:val="left"/>
+      </w:pPr>
+      <w:r>
+        <w:rPr>
+          <w:rFonts w:ascii="Times New Roman" w:hAnsi="Times New Roman"/>
+          <w:b/>
+          <w:sz w:val="28"/>
+        </w:rPr>
+        <w:t>3 Поисковая оптимизация и продвижение сайта</w:t>
+      </w:r>
+      <w:r>
+        <w:rPr>
+          <w:rFonts w:ascii="Times New Roman" w:hAnsi="Times New Roman"/>
+          <w:b/>
+          <w:sz w:val="28"/>
+        </w:rPr>
+        <w:tab/>
+        <w:t>33</w:t>
+      </w:r>
+    </w:p>
+    <w:p>
+      <w:pPr>
+        <w:tabs>
+          <w:tab w:pos="8362" w:val="right" w:leader="dot"/>
+        </w:tabs>
+        <w:spacing w:before="0" w:after="0"/>
+        <w:ind w:firstLine="0" w:left="425"/>
         <w:jc w:val="left"/>
       </w:pPr>
       <w:r>
@@ -471,20 +658,24 @@
           <w:rFonts w:ascii="Times New Roman" w:hAnsi="Times New Roman"/>
           <w:sz w:val="28"/>
         </w:rPr>
-        <w:t xml:space="preserve">      2.2.6 Дополнительные компоненты</w:t>
+        <w:t>3.1 Подбор семантического ядра</w:t>
       </w:r>
       <w:r>
         <w:rPr>
           <w:rFonts w:ascii="Times New Roman" w:hAnsi="Times New Roman"/>
           <w:sz w:val="28"/>
         </w:rPr>
-        <w:t xml:space="preserve">  .......  28</w:t>
+        <w:tab/>
+        <w:t>33</w:t>
       </w:r>
     </w:p>
     <w:p>
       <w:pPr>
-        <w:spacing w:before="0" w:after="40"/>
-        <w:ind w:firstLine="0"/>
+        <w:tabs>
+          <w:tab w:pos="8362" w:val="right" w:leader="dot"/>
+        </w:tabs>
+        <w:spacing w:before="0" w:after="0"/>
+        <w:ind w:firstLine="0" w:left="425"/>
         <w:jc w:val="left"/>
       </w:pPr>
       <w:r>
@@ -492,20 +683,24 @@
           <w:rFonts w:ascii="Times New Roman" w:hAnsi="Times New Roman"/>
           <w:sz w:val="28"/>
         </w:rPr>
-        <w:t xml:space="preserve">   2.3 Настройка учётных записей и сценарий создания</w:t>
+        <w:t>3.2 Подбор страниц для продвижения</w:t>
       </w:r>
       <w:r>
         <w:rPr>
           <w:rFonts w:ascii="Times New Roman" w:hAnsi="Times New Roman"/>
           <w:sz w:val="28"/>
         </w:rPr>
-        <w:t xml:space="preserve">  .......  30</w:t>
+        <w:tab/>
+        <w:t>35</w:t>
       </w:r>
     </w:p>
     <w:p>
       <w:pPr>
-        <w:spacing w:before="0" w:after="40"/>
-        <w:ind w:firstLine="0"/>
+        <w:tabs>
+          <w:tab w:pos="8362" w:val="right" w:leader="dot"/>
+        </w:tabs>
+        <w:spacing w:before="0" w:after="0"/>
+        <w:ind w:firstLine="0" w:left="425"/>
         <w:jc w:val="left"/>
       </w:pPr>
       <w:r>
@@ -513,20 +708,24 @@
           <w:rFonts w:ascii="Times New Roman" w:hAnsi="Times New Roman"/>
           <w:sz w:val="28"/>
         </w:rPr>
-        <w:t xml:space="preserve">   2.4 Выводы по разделу 2</w:t>
+        <w:t>3.3 Кластеризация запросов</w:t>
       </w:r>
       <w:r>
         <w:rPr>
           <w:rFonts w:ascii="Times New Roman" w:hAnsi="Times New Roman"/>
           <w:sz w:val="28"/>
         </w:rPr>
-        <w:t xml:space="preserve">  .......  32</w:t>
+        <w:tab/>
+        <w:t>36</w:t>
       </w:r>
     </w:p>
     <w:p>
       <w:pPr>
-        <w:spacing w:before="0" w:after="40"/>
-        <w:ind w:firstLine="0"/>
+        <w:tabs>
+          <w:tab w:pos="8362" w:val="right" w:leader="dot"/>
+        </w:tabs>
+        <w:spacing w:before="0" w:after="0"/>
+        <w:ind w:firstLine="0" w:left="425"/>
         <w:jc w:val="left"/>
       </w:pPr>
       <w:r>
@@ -534,20 +733,24 @@
           <w:rFonts w:ascii="Times New Roman" w:hAnsi="Times New Roman"/>
           <w:sz w:val="28"/>
         </w:rPr>
-        <w:t>3. Поисковая оптимизация и продвижение сайта</w:t>
+        <w:t>3.4 SEO-анализ статей</w:t>
       </w:r>
       <w:r>
         <w:rPr>
           <w:rFonts w:ascii="Times New Roman" w:hAnsi="Times New Roman"/>
           <w:sz w:val="28"/>
         </w:rPr>
-        <w:t xml:space="preserve">  .......  33</w:t>
+        <w:tab/>
+        <w:t>37</w:t>
       </w:r>
     </w:p>
     <w:p>
       <w:pPr>
-        <w:spacing w:before="0" w:after="40"/>
-        <w:ind w:firstLine="0"/>
+        <w:tabs>
+          <w:tab w:pos="8362" w:val="right" w:leader="dot"/>
+        </w:tabs>
+        <w:spacing w:before="0" w:after="0"/>
+        <w:ind w:firstLine="0" w:left="425"/>
         <w:jc w:val="left"/>
       </w:pPr>
       <w:r>
@@ -555,20 +758,24 @@
           <w:rFonts w:ascii="Times New Roman" w:hAnsi="Times New Roman"/>
           <w:sz w:val="28"/>
         </w:rPr>
-        <w:t xml:space="preserve">   3.1 Подбор семантического ядра</w:t>
+        <w:t>3.5 SEO-оптимизация интернет-страниц</w:t>
       </w:r>
       <w:r>
         <w:rPr>
           <w:rFonts w:ascii="Times New Roman" w:hAnsi="Times New Roman"/>
           <w:sz w:val="28"/>
         </w:rPr>
-        <w:t xml:space="preserve">  .......  33</w:t>
+        <w:tab/>
+        <w:t>38</w:t>
       </w:r>
     </w:p>
     <w:p>
       <w:pPr>
-        <w:spacing w:before="0" w:after="40"/>
-        <w:ind w:firstLine="0"/>
+        <w:tabs>
+          <w:tab w:pos="8362" w:val="right" w:leader="dot"/>
+        </w:tabs>
+        <w:spacing w:before="0" w:after="0"/>
+        <w:ind w:firstLine="0" w:left="425"/>
         <w:jc w:val="left"/>
       </w:pPr>
       <w:r>
@@ -576,20 +783,24 @@
           <w:rFonts w:ascii="Times New Roman" w:hAnsi="Times New Roman"/>
           <w:sz w:val="28"/>
         </w:rPr>
-        <w:t xml:space="preserve">   3.2 Подбор страниц для продвижения</w:t>
+        <w:t>3.6 Анализ юзабилити</w:t>
       </w:r>
       <w:r>
         <w:rPr>
           <w:rFonts w:ascii="Times New Roman" w:hAnsi="Times New Roman"/>
           <w:sz w:val="28"/>
         </w:rPr>
-        <w:t xml:space="preserve">  .......  35</w:t>
+        <w:tab/>
+        <w:t>40</w:t>
       </w:r>
     </w:p>
     <w:p>
       <w:pPr>
-        <w:spacing w:before="0" w:after="40"/>
-        <w:ind w:firstLine="0"/>
+        <w:tabs>
+          <w:tab w:pos="8362" w:val="right" w:leader="dot"/>
+        </w:tabs>
+        <w:spacing w:before="0" w:after="0"/>
+        <w:ind w:firstLine="0" w:left="425"/>
         <w:jc w:val="left"/>
       </w:pPr>
       <w:r>
@@ -597,161 +808,177 @@
           <w:rFonts w:ascii="Times New Roman" w:hAnsi="Times New Roman"/>
           <w:sz w:val="28"/>
         </w:rPr>
-        <w:t xml:space="preserve">   3.3 Кластеризация запросов</w:t>
+        <w:t>3.7 Выводы по разделу 3</w:t>
       </w:r>
       <w:r>
         <w:rPr>
           <w:rFonts w:ascii="Times New Roman" w:hAnsi="Times New Roman"/>
           <w:sz w:val="28"/>
         </w:rPr>
-        <w:t xml:space="preserve">  .......  36</w:t>
+        <w:tab/>
+        <w:t>42</w:t>
       </w:r>
     </w:p>
     <w:p>
       <w:pPr>
-        <w:spacing w:before="0" w:after="40"/>
-        <w:ind w:firstLine="0"/>
+        <w:tabs>
+          <w:tab w:pos="8787" w:val="right" w:leader="dot"/>
+        </w:tabs>
+        <w:spacing w:before="0" w:after="0"/>
+        <w:ind w:firstLine="0" w:left="0"/>
         <w:jc w:val="left"/>
       </w:pPr>
       <w:r>
         <w:rPr>
           <w:rFonts w:ascii="Times New Roman" w:hAnsi="Times New Roman"/>
+          <w:b/>
           <w:sz w:val="28"/>
         </w:rPr>
-        <w:t xml:space="preserve">   3.4 SEO-анализ статей</w:t>
+        <w:t>ЗАКЛЮЧЕНИЕ</w:t>
       </w:r>
       <w:r>
         <w:rPr>
           <w:rFonts w:ascii="Times New Roman" w:hAnsi="Times New Roman"/>
+          <w:b/>
           <w:sz w:val="28"/>
         </w:rPr>
-        <w:t xml:space="preserve">  .......  37</w:t>
+        <w:tab/>
+        <w:t>43</w:t>
       </w:r>
     </w:p>
     <w:p>
       <w:pPr>
-        <w:spacing w:before="0" w:after="40"/>
-        <w:ind w:firstLine="0"/>
+        <w:tabs>
+          <w:tab w:pos="8787" w:val="right" w:leader="dot"/>
+        </w:tabs>
+        <w:spacing w:before="0" w:after="0"/>
+        <w:ind w:firstLine="0" w:left="0"/>
         <w:jc w:val="left"/>
       </w:pPr>
       <w:r>
         <w:rPr>
           <w:rFonts w:ascii="Times New Roman" w:hAnsi="Times New Roman"/>
+          <w:b/>
           <w:sz w:val="28"/>
         </w:rPr>
-        <w:t xml:space="preserve">   3.5 SEO-оптимизация интернет-страниц</w:t>
+        <w:t>СПИСОК ИСПОЛЬЗОВАННЫХ ИСТОЧНИКОВ</w:t>
       </w:r>
       <w:r>
         <w:rPr>
           <w:rFonts w:ascii="Times New Roman" w:hAnsi="Times New Roman"/>
+          <w:b/>
           <w:sz w:val="28"/>
         </w:rPr>
-        <w:t xml:space="preserve">  .......  38</w:t>
+        <w:tab/>
+        <w:t>45</w:t>
       </w:r>
     </w:p>
     <w:p>
       <w:pPr>
-        <w:spacing w:before="0" w:after="40"/>
-        <w:ind w:firstLine="0"/>
+        <w:tabs>
+          <w:tab w:pos="8787" w:val="right" w:leader="dot"/>
+        </w:tabs>
+        <w:spacing w:before="0" w:after="0"/>
+        <w:ind w:firstLine="0" w:left="0"/>
         <w:jc w:val="left"/>
       </w:pPr>
       <w:r>
         <w:rPr>
           <w:rFonts w:ascii="Times New Roman" w:hAnsi="Times New Roman"/>
+          <w:b/>
           <w:sz w:val="28"/>
         </w:rPr>
-        <w:t xml:space="preserve">   3.6 Анализ юзабилити</w:t>
+        <w:t>ПРИЛОЖЕНИЕ А — Исходные данные проекта</w:t>
       </w:r>
       <w:r>
         <w:rPr>
           <w:rFonts w:ascii="Times New Roman" w:hAnsi="Times New Roman"/>
+          <w:b/>
           <w:sz w:val="28"/>
         </w:rPr>
-        <w:t xml:space="preserve">  .......  40</w:t>
+        <w:tab/>
+        <w:t>47</w:t>
       </w:r>
     </w:p>
     <w:p>
       <w:pPr>
-        <w:spacing w:before="0" w:after="40"/>
-        <w:ind w:firstLine="0"/>
+        <w:tabs>
+          <w:tab w:pos="8787" w:val="right" w:leader="dot"/>
+        </w:tabs>
+        <w:spacing w:before="0" w:after="0"/>
+        <w:ind w:firstLine="0" w:left="0"/>
         <w:jc w:val="left"/>
       </w:pPr>
       <w:r>
         <w:rPr>
           <w:rFonts w:ascii="Times New Roman" w:hAnsi="Times New Roman"/>
+          <w:b/>
           <w:sz w:val="28"/>
         </w:rPr>
-        <w:t xml:space="preserve">   3.7 Выводы по разделу 3</w:t>
+        <w:t>ПРИЛОЖЕНИЕ Б — Ссылки на размещённый проект</w:t>
       </w:r>
       <w:r>
         <w:rPr>
           <w:rFonts w:ascii="Times New Roman" w:hAnsi="Times New Roman"/>
+          <w:b/>
           <w:sz w:val="28"/>
         </w:rPr>
-        <w:t xml:space="preserve">  .......  42</w:t>
+        <w:tab/>
+        <w:t>48</w:t>
       </w:r>
     </w:p>
     <w:p>
       <w:pPr>
-        <w:spacing w:before="0" w:after="40"/>
-        <w:ind w:firstLine="0"/>
+        <w:tabs>
+          <w:tab w:pos="8787" w:val="right" w:leader="dot"/>
+        </w:tabs>
+        <w:spacing w:before="0" w:after="0"/>
+        <w:ind w:firstLine="0" w:left="0"/>
         <w:jc w:val="left"/>
       </w:pPr>
       <w:r>
         <w:rPr>
           <w:rFonts w:ascii="Times New Roman" w:hAnsi="Times New Roman"/>
+          <w:b/>
           <w:sz w:val="28"/>
         </w:rPr>
-        <w:t>Заключение</w:t>
+        <w:t>ПРИЛОЖЕНИЕ В — Экономическая эффективность</w:t>
       </w:r>
       <w:r>
         <w:rPr>
           <w:rFonts w:ascii="Times New Roman" w:hAnsi="Times New Roman"/>
+          <w:b/>
           <w:sz w:val="28"/>
         </w:rPr>
-        <w:t xml:space="preserve">  .......  43</w:t>
+        <w:tab/>
+        <w:t>49</w:t>
       </w:r>
     </w:p>
     <w:p>
       <w:pPr>
-        <w:spacing w:before="0" w:after="40"/>
-        <w:ind w:firstLine="0"/>
+        <w:tabs>
+          <w:tab w:pos="8787" w:val="right" w:leader="dot"/>
+        </w:tabs>
+        <w:spacing w:before="0" w:after="0"/>
+        <w:ind w:firstLine="0" w:left="0"/>
         <w:jc w:val="left"/>
       </w:pPr>
       <w:r>
         <w:rPr>
           <w:rFonts w:ascii="Times New Roman" w:hAnsi="Times New Roman"/>
+          <w:b/>
           <w:sz w:val="28"/>
         </w:rPr>
-        <w:t>Список используемых источников и литературы</w:t>
+        <w:t>ПРИЛОЖЕНИЕ Г — Краткий план SEO-продвижения</w:t>
       </w:r>
       <w:r>
         <w:rPr>
           <w:rFonts w:ascii="Times New Roman" w:hAnsi="Times New Roman"/>
+          <w:b/>
           <w:sz w:val="28"/>
         </w:rPr>
-        <w:t xml:space="preserve">  .......  45</w:t>
-      </w:r>
-    </w:p>
-    <w:p>
-      <w:pPr>
-        <w:spacing w:before="0" w:after="40"/>
-        <w:ind w:firstLine="0"/>
-        <w:jc w:val="left"/>
-      </w:pPr>
-      <w:r>
-        <w:rPr>
-          <w:rFonts w:ascii="Times New Roman" w:hAnsi="Times New Roman"/>
-          <w:sz w:val="28"/>
-        </w:rPr>
-        <w:t>Приложение</w:t>
-      </w:r>
-      <w:r>
-        <w:rPr>
-          <w:rFonts w:ascii="Times New Roman" w:hAnsi="Times New Roman"/>
-          <w:sz w:val="28"/>
-        </w:rPr>
-        <w:t xml:space="preserve">  .......  47</w:t>
+        <w:tab/>
+        <w:t>50</w:t>
       </w:r>
     </w:p>
     <w:p>
@@ -773,7 +1000,7 @@
           <w:i w:val="0"/>
           <w:sz w:val="32"/>
         </w:rPr>
-        <w:t>Введение</w:t>
+        <w:t>ВВЕДЕНИЕ</w:t>
       </w:r>
     </w:p>
     <w:p>
@@ -901,6 +1128,11 @@
       </w:r>
     </w:p>
     <w:p>
+      <w:r>
+        <w:br w:type="page"/>
+      </w:r>
+    </w:p>
+    <w:p>
       <w:pPr>
         <w:spacing w:before="240" w:after="120" w:lineRule="auto" w:line="360"/>
         <w:ind w:firstLine="0"/>
@@ -914,7 +1146,7 @@
           <w:i w:val="0"/>
           <w:sz w:val="32"/>
         </w:rPr>
-        <w:t>1. Анализ предметной области «Сеть магазинов товаров для дома»</w:t>
+        <w:t>1 Анализ предметной области «Сеть магазинов товаров для дома»</w:t>
       </w:r>
     </w:p>
     <w:p>
@@ -1639,6 +1871,11 @@
       </w:r>
     </w:p>
     <w:p>
+      <w:r>
+        <w:br w:type="page"/>
+      </w:r>
+    </w:p>
+    <w:p>
       <w:pPr>
         <w:spacing w:before="240" w:after="120" w:lineRule="auto" w:line="360"/>
         <w:ind w:firstLine="0"/>
@@ -1652,7 +1889,7 @@
           <w:i w:val="0"/>
           <w:sz w:val="32"/>
         </w:rPr>
-        <w:t>2. Проектирование и разработка сайта</w:t>
+        <w:t>2 Проектирование и разработка сайта</w:t>
       </w:r>
     </w:p>
     <w:p>
@@ -3223,6 +3460,11 @@
       </w:r>
     </w:p>
     <w:p>
+      <w:r>
+        <w:br w:type="page"/>
+      </w:r>
+    </w:p>
+    <w:p>
       <w:pPr>
         <w:spacing w:before="240" w:after="120" w:lineRule="auto" w:line="360"/>
         <w:ind w:firstLine="0"/>
@@ -3236,7 +3478,7 @@
           <w:i w:val="0"/>
           <w:sz w:val="32"/>
         </w:rPr>
-        <w:t>3. Поисковая оптимизация и продвижение сайта</w:t>
+        <w:t>3 Поисковая оптимизация и продвижение сайта</w:t>
       </w:r>
     </w:p>
     <w:p>
@@ -4014,6 +4256,11 @@
       </w:r>
     </w:p>
     <w:p>
+      <w:r>
+        <w:br w:type="page"/>
+      </w:r>
+    </w:p>
+    <w:p>
       <w:pPr>
         <w:spacing w:before="240" w:after="120" w:lineRule="auto" w:line="360"/>
         <w:ind w:firstLine="0"/>
@@ -4027,7 +4274,7 @@
           <w:i w:val="0"/>
           <w:sz w:val="32"/>
         </w:rPr>
-        <w:t>Заключение</w:t>
+        <w:t>ЗАКЛЮЧЕНИЕ</w:t>
       </w:r>
     </w:p>
     <w:p>
@@ -4121,6 +4368,11 @@
       </w:r>
     </w:p>
     <w:p>
+      <w:r>
+        <w:br w:type="page"/>
+      </w:r>
+    </w:p>
+    <w:p>
       <w:pPr>
         <w:spacing w:before="240" w:after="120" w:lineRule="auto" w:line="360"/>
         <w:ind w:firstLine="0"/>
@@ -4134,7 +4386,7 @@
           <w:i w:val="0"/>
           <w:sz w:val="32"/>
         </w:rPr>
-        <w:t>Список используемых источников и литературы</w:t>
+        <w:t>СПИСОК ИСПОЛЬЗОВАННЫХ ИСТОЧНИКОВ</w:t>
       </w:r>
     </w:p>
     <w:p>
@@ -4398,6 +4650,11 @@
       </w:r>
     </w:p>
     <w:p>
+      <w:r>
+        <w:br w:type="page"/>
+      </w:r>
+    </w:p>
+    <w:p>
       <w:pPr>
         <w:spacing w:before="240" w:after="120" w:lineRule="auto" w:line="360"/>
         <w:ind w:firstLine="0"/>
@@ -4411,7 +4668,7 @@
           <w:i w:val="0"/>
           <w:sz w:val="32"/>
         </w:rPr>
-        <w:t>Приложение</w:t>
+        <w:t>ПРИЛОЖЕНИЯ</w:t>
       </w:r>
     </w:p>
     <w:p>
